--- a/treasury-platform/docs/30-readiness/word/DOC-B10-glossary-en-ar.docx
+++ b/treasury-platform/docs/30-readiness/word/DOC-B10-glossary-en-ar.docx
@@ -15214,11 +15214,11 @@
         </w:tblBorders>
       </w:tblPr>
       <w:tblGrid>
-        <w:gridCol w:w="1578"/>
-        <w:gridCol w:w="1183"/>
-        <w:gridCol w:w="1972"/>
-        <w:gridCol w:w="3290"/>
-        <w:gridCol w:w="1841"/>
+        <w:gridCol w:w="1667"/>
+        <w:gridCol w:w="1250"/>
+        <w:gridCol w:w="2083"/>
+        <w:gridCol w:w="2919"/>
+        <w:gridCol w:w="1945"/>
       </w:tblGrid>
       <w:tr>
         <w:trPr>
@@ -15227,7 +15227,7 @@
         </w:trPr>
         <w:tc>
           <w:tcPr>
-            <w:tcW w:type="dxa" w:w="1578"/>
+            <w:tcW w:type="dxa" w:w="1667"/>
             <w:tcBorders>
               <w:top w:val="single" w:color="BFC9D6" w:sz="4"/>
               <w:left w:val="single" w:color="BFC9D6" w:sz="4"/>
@@ -15265,7 +15265,7 @@
         </w:tc>
         <w:tc>
           <w:tcPr>
-            <w:tcW w:type="dxa" w:w="1183"/>
+            <w:tcW w:type="dxa" w:w="1250"/>
             <w:tcBorders>
               <w:top w:val="single" w:color="BFC9D6" w:sz="4"/>
               <w:left w:val="single" w:color="BFC9D6" w:sz="4"/>
@@ -15303,7 +15303,7 @@
         </w:tc>
         <w:tc>
           <w:tcPr>
-            <w:tcW w:type="dxa" w:w="1972"/>
+            <w:tcW w:type="dxa" w:w="2083"/>
             <w:tcBorders>
               <w:top w:val="single" w:color="BFC9D6" w:sz="4"/>
               <w:left w:val="single" w:color="BFC9D6" w:sz="4"/>
@@ -15341,7 +15341,7 @@
         </w:tc>
         <w:tc>
           <w:tcPr>
-            <w:tcW w:type="dxa" w:w="3290"/>
+            <w:tcW w:type="dxa" w:w="2919"/>
             <w:tcBorders>
               <w:top w:val="single" w:color="BFC9D6" w:sz="4"/>
               <w:left w:val="single" w:color="BFC9D6" w:sz="4"/>
@@ -15379,7 +15379,7 @@
         </w:tc>
         <w:tc>
           <w:tcPr>
-            <w:tcW w:type="dxa" w:w="1841"/>
+            <w:tcW w:type="dxa" w:w="1945"/>
             <w:tcBorders>
               <w:top w:val="single" w:color="BFC9D6" w:sz="4"/>
               <w:left w:val="single" w:color="BFC9D6" w:sz="4"/>
@@ -15422,7 +15422,7 @@
         </w:trPr>
         <w:tc>
           <w:tcPr>
-            <w:tcW w:type="dxa" w:w="1578"/>
+            <w:tcW w:type="dxa" w:w="1667"/>
             <w:tcBorders>
               <w:top w:val="single" w:color="BFC9D6" w:sz="4"/>
               <w:left w:val="single" w:color="BFC9D6" w:sz="4"/>
@@ -15458,7 +15458,7 @@
         </w:tc>
         <w:tc>
           <w:tcPr>
-            <w:tcW w:type="dxa" w:w="1183"/>
+            <w:tcW w:type="dxa" w:w="1250"/>
             <w:tcBorders>
               <w:top w:val="single" w:color="BFC9D6" w:sz="4"/>
               <w:left w:val="single" w:color="BFC9D6" w:sz="4"/>
@@ -15494,7 +15494,7 @@
         </w:tc>
         <w:tc>
           <w:tcPr>
-            <w:tcW w:type="dxa" w:w="1972"/>
+            <w:tcW w:type="dxa" w:w="2083"/>
             <w:tcBorders>
               <w:top w:val="single" w:color="BFC9D6" w:sz="4"/>
               <w:left w:val="single" w:color="BFC9D6" w:sz="4"/>
@@ -15530,7 +15530,7 @@
         </w:tc>
         <w:tc>
           <w:tcPr>
-            <w:tcW w:type="dxa" w:w="3290"/>
+            <w:tcW w:type="dxa" w:w="2919"/>
             <w:tcBorders>
               <w:top w:val="single" w:color="BFC9D6" w:sz="4"/>
               <w:left w:val="single" w:color="BFC9D6" w:sz="4"/>
@@ -15566,7 +15566,7 @@
         </w:tc>
         <w:tc>
           <w:tcPr>
-            <w:tcW w:type="dxa" w:w="1841"/>
+            <w:tcW w:type="dxa" w:w="1945"/>
             <w:tcBorders>
               <w:top w:val="single" w:color="BFC9D6" w:sz="4"/>
               <w:left w:val="single" w:color="BFC9D6" w:sz="4"/>
@@ -15607,7 +15607,7 @@
         </w:trPr>
         <w:tc>
           <w:tcPr>
-            <w:tcW w:type="dxa" w:w="1578"/>
+            <w:tcW w:type="dxa" w:w="1667"/>
             <w:tcBorders>
               <w:top w:val="single" w:color="BFC9D6" w:sz="4"/>
               <w:left w:val="single" w:color="BFC9D6" w:sz="4"/>
@@ -15644,7 +15644,7 @@
         </w:tc>
         <w:tc>
           <w:tcPr>
-            <w:tcW w:type="dxa" w:w="1183"/>
+            <w:tcW w:type="dxa" w:w="1250"/>
             <w:tcBorders>
               <w:top w:val="single" w:color="BFC9D6" w:sz="4"/>
               <w:left w:val="single" w:color="BFC9D6" w:sz="4"/>
@@ -15681,7 +15681,7 @@
         </w:tc>
         <w:tc>
           <w:tcPr>
-            <w:tcW w:type="dxa" w:w="1972"/>
+            <w:tcW w:type="dxa" w:w="2083"/>
             <w:tcBorders>
               <w:top w:val="single" w:color="BFC9D6" w:sz="4"/>
               <w:left w:val="single" w:color="BFC9D6" w:sz="4"/>
@@ -15718,7 +15718,7 @@
         </w:tc>
         <w:tc>
           <w:tcPr>
-            <w:tcW w:type="dxa" w:w="3290"/>
+            <w:tcW w:type="dxa" w:w="2919"/>
             <w:tcBorders>
               <w:top w:val="single" w:color="BFC9D6" w:sz="4"/>
               <w:left w:val="single" w:color="BFC9D6" w:sz="4"/>
@@ -15755,7 +15755,7 @@
         </w:tc>
         <w:tc>
           <w:tcPr>
-            <w:tcW w:type="dxa" w:w="1841"/>
+            <w:tcW w:type="dxa" w:w="1945"/>
             <w:tcBorders>
               <w:top w:val="single" w:color="BFC9D6" w:sz="4"/>
               <w:left w:val="single" w:color="BFC9D6" w:sz="4"/>
@@ -15797,7 +15797,7 @@
         </w:trPr>
         <w:tc>
           <w:tcPr>
-            <w:tcW w:type="dxa" w:w="1578"/>
+            <w:tcW w:type="dxa" w:w="1667"/>
             <w:tcBorders>
               <w:top w:val="single" w:color="BFC9D6" w:sz="4"/>
               <w:left w:val="single" w:color="BFC9D6" w:sz="4"/>
@@ -15833,7 +15833,7 @@
         </w:tc>
         <w:tc>
           <w:tcPr>
-            <w:tcW w:type="dxa" w:w="1183"/>
+            <w:tcW w:type="dxa" w:w="1250"/>
             <w:tcBorders>
               <w:top w:val="single" w:color="BFC9D6" w:sz="4"/>
               <w:left w:val="single" w:color="BFC9D6" w:sz="4"/>
@@ -15869,7 +15869,7 @@
         </w:tc>
         <w:tc>
           <w:tcPr>
-            <w:tcW w:type="dxa" w:w="1972"/>
+            <w:tcW w:type="dxa" w:w="2083"/>
             <w:tcBorders>
               <w:top w:val="single" w:color="BFC9D6" w:sz="4"/>
               <w:left w:val="single" w:color="BFC9D6" w:sz="4"/>
@@ -15905,7 +15905,7 @@
         </w:tc>
         <w:tc>
           <w:tcPr>
-            <w:tcW w:type="dxa" w:w="3290"/>
+            <w:tcW w:type="dxa" w:w="2919"/>
             <w:tcBorders>
               <w:top w:val="single" w:color="BFC9D6" w:sz="4"/>
               <w:left w:val="single" w:color="BFC9D6" w:sz="4"/>
@@ -15941,7 +15941,7 @@
         </w:tc>
         <w:tc>
           <w:tcPr>
-            <w:tcW w:type="dxa" w:w="1841"/>
+            <w:tcW w:type="dxa" w:w="1945"/>
             <w:tcBorders>
               <w:top w:val="single" w:color="BFC9D6" w:sz="4"/>
               <w:left w:val="single" w:color="BFC9D6" w:sz="4"/>
@@ -15982,7 +15982,7 @@
         </w:trPr>
         <w:tc>
           <w:tcPr>
-            <w:tcW w:type="dxa" w:w="1578"/>
+            <w:tcW w:type="dxa" w:w="1667"/>
             <w:tcBorders>
               <w:top w:val="single" w:color="BFC9D6" w:sz="4"/>
               <w:left w:val="single" w:color="BFC9D6" w:sz="4"/>
@@ -16019,7 +16019,7 @@
         </w:tc>
         <w:tc>
           <w:tcPr>
-            <w:tcW w:type="dxa" w:w="1183"/>
+            <w:tcW w:type="dxa" w:w="1250"/>
             <w:tcBorders>
               <w:top w:val="single" w:color="BFC9D6" w:sz="4"/>
               <w:left w:val="single" w:color="BFC9D6" w:sz="4"/>
@@ -16056,7 +16056,7 @@
         </w:tc>
         <w:tc>
           <w:tcPr>
-            <w:tcW w:type="dxa" w:w="1972"/>
+            <w:tcW w:type="dxa" w:w="2083"/>
             <w:tcBorders>
               <w:top w:val="single" w:color="BFC9D6" w:sz="4"/>
               <w:left w:val="single" w:color="BFC9D6" w:sz="4"/>
@@ -16093,7 +16093,7 @@
         </w:tc>
         <w:tc>
           <w:tcPr>
-            <w:tcW w:type="dxa" w:w="3290"/>
+            <w:tcW w:type="dxa" w:w="2919"/>
             <w:tcBorders>
               <w:top w:val="single" w:color="BFC9D6" w:sz="4"/>
               <w:left w:val="single" w:color="BFC9D6" w:sz="4"/>
@@ -16130,7 +16130,7 @@
         </w:tc>
         <w:tc>
           <w:tcPr>
-            <w:tcW w:type="dxa" w:w="1841"/>
+            <w:tcW w:type="dxa" w:w="1945"/>
             <w:tcBorders>
               <w:top w:val="single" w:color="BFC9D6" w:sz="4"/>
               <w:left w:val="single" w:color="BFC9D6" w:sz="4"/>
@@ -16172,7 +16172,7 @@
         </w:trPr>
         <w:tc>
           <w:tcPr>
-            <w:tcW w:type="dxa" w:w="1578"/>
+            <w:tcW w:type="dxa" w:w="1667"/>
             <w:tcBorders>
               <w:top w:val="single" w:color="BFC9D6" w:sz="4"/>
               <w:left w:val="single" w:color="BFC9D6" w:sz="4"/>
@@ -16208,7 +16208,7 @@
         </w:tc>
         <w:tc>
           <w:tcPr>
-            <w:tcW w:type="dxa" w:w="1183"/>
+            <w:tcW w:type="dxa" w:w="1250"/>
             <w:tcBorders>
               <w:top w:val="single" w:color="BFC9D6" w:sz="4"/>
               <w:left w:val="single" w:color="BFC9D6" w:sz="4"/>
@@ -16244,7 +16244,7 @@
         </w:tc>
         <w:tc>
           <w:tcPr>
-            <w:tcW w:type="dxa" w:w="1972"/>
+            <w:tcW w:type="dxa" w:w="2083"/>
             <w:tcBorders>
               <w:top w:val="single" w:color="BFC9D6" w:sz="4"/>
               <w:left w:val="single" w:color="BFC9D6" w:sz="4"/>
@@ -16280,7 +16280,7 @@
         </w:tc>
         <w:tc>
           <w:tcPr>
-            <w:tcW w:type="dxa" w:w="3290"/>
+            <w:tcW w:type="dxa" w:w="2919"/>
             <w:tcBorders>
               <w:top w:val="single" w:color="BFC9D6" w:sz="4"/>
               <w:left w:val="single" w:color="BFC9D6" w:sz="4"/>
@@ -16316,7 +16316,7 @@
         </w:tc>
         <w:tc>
           <w:tcPr>
-            <w:tcW w:type="dxa" w:w="1841"/>
+            <w:tcW w:type="dxa" w:w="1945"/>
             <w:tcBorders>
               <w:top w:val="single" w:color="BFC9D6" w:sz="4"/>
               <w:left w:val="single" w:color="BFC9D6" w:sz="4"/>
@@ -16357,7 +16357,7 @@
         </w:trPr>
         <w:tc>
           <w:tcPr>
-            <w:tcW w:type="dxa" w:w="1578"/>
+            <w:tcW w:type="dxa" w:w="1667"/>
             <w:tcBorders>
               <w:top w:val="single" w:color="BFC9D6" w:sz="4"/>
               <w:left w:val="single" w:color="BFC9D6" w:sz="4"/>
@@ -16394,7 +16394,7 @@
         </w:tc>
         <w:tc>
           <w:tcPr>
-            <w:tcW w:type="dxa" w:w="1183"/>
+            <w:tcW w:type="dxa" w:w="1250"/>
             <w:tcBorders>
               <w:top w:val="single" w:color="BFC9D6" w:sz="4"/>
               <w:left w:val="single" w:color="BFC9D6" w:sz="4"/>
@@ -16441,7 +16441,7 @@
         </w:tc>
         <w:tc>
           <w:tcPr>
-            <w:tcW w:type="dxa" w:w="1972"/>
+            <w:tcW w:type="dxa" w:w="2083"/>
             <w:tcBorders>
               <w:top w:val="single" w:color="BFC9D6" w:sz="4"/>
               <w:left w:val="single" w:color="BFC9D6" w:sz="4"/>
@@ -16478,7 +16478,7 @@
         </w:tc>
         <w:tc>
           <w:tcPr>
-            <w:tcW w:type="dxa" w:w="3290"/>
+            <w:tcW w:type="dxa" w:w="2919"/>
             <w:tcBorders>
               <w:top w:val="single" w:color="BFC9D6" w:sz="4"/>
               <w:left w:val="single" w:color="BFC9D6" w:sz="4"/>
@@ -16515,7 +16515,7 @@
         </w:tc>
         <w:tc>
           <w:tcPr>
-            <w:tcW w:type="dxa" w:w="1841"/>
+            <w:tcW w:type="dxa" w:w="1945"/>
             <w:tcBorders>
               <w:top w:val="single" w:color="BFC9D6" w:sz="4"/>
               <w:left w:val="single" w:color="BFC9D6" w:sz="4"/>
@@ -16557,7 +16557,7 @@
         </w:trPr>
         <w:tc>
           <w:tcPr>
-            <w:tcW w:type="dxa" w:w="1578"/>
+            <w:tcW w:type="dxa" w:w="1667"/>
             <w:tcBorders>
               <w:top w:val="single" w:color="BFC9D6" w:sz="4"/>
               <w:left w:val="single" w:color="BFC9D6" w:sz="4"/>
@@ -16593,7 +16593,7 @@
         </w:tc>
         <w:tc>
           <w:tcPr>
-            <w:tcW w:type="dxa" w:w="1183"/>
+            <w:tcW w:type="dxa" w:w="1250"/>
             <w:tcBorders>
               <w:top w:val="single" w:color="BFC9D6" w:sz="4"/>
               <w:left w:val="single" w:color="BFC9D6" w:sz="4"/>
@@ -16639,7 +16639,7 @@
         </w:tc>
         <w:tc>
           <w:tcPr>
-            <w:tcW w:type="dxa" w:w="1972"/>
+            <w:tcW w:type="dxa" w:w="2083"/>
             <w:tcBorders>
               <w:top w:val="single" w:color="BFC9D6" w:sz="4"/>
               <w:left w:val="single" w:color="BFC9D6" w:sz="4"/>
@@ -16675,7 +16675,7 @@
         </w:tc>
         <w:tc>
           <w:tcPr>
-            <w:tcW w:type="dxa" w:w="3290"/>
+            <w:tcW w:type="dxa" w:w="2919"/>
             <w:tcBorders>
               <w:top w:val="single" w:color="BFC9D6" w:sz="4"/>
               <w:left w:val="single" w:color="BFC9D6" w:sz="4"/>
@@ -16711,7 +16711,7 @@
         </w:tc>
         <w:tc>
           <w:tcPr>
-            <w:tcW w:type="dxa" w:w="1841"/>
+            <w:tcW w:type="dxa" w:w="1945"/>
             <w:tcBorders>
               <w:top w:val="single" w:color="BFC9D6" w:sz="4"/>
               <w:left w:val="single" w:color="BFC9D6" w:sz="4"/>
@@ -16752,7 +16752,7 @@
         </w:trPr>
         <w:tc>
           <w:tcPr>
-            <w:tcW w:type="dxa" w:w="1578"/>
+            <w:tcW w:type="dxa" w:w="1667"/>
             <w:tcBorders>
               <w:top w:val="single" w:color="BFC9D6" w:sz="4"/>
               <w:left w:val="single" w:color="BFC9D6" w:sz="4"/>
@@ -16789,7 +16789,7 @@
         </w:tc>
         <w:tc>
           <w:tcPr>
-            <w:tcW w:type="dxa" w:w="1183"/>
+            <w:tcW w:type="dxa" w:w="1250"/>
             <w:tcBorders>
               <w:top w:val="single" w:color="BFC9D6" w:sz="4"/>
               <w:left w:val="single" w:color="BFC9D6" w:sz="4"/>
@@ -16826,7 +16826,7 @@
         </w:tc>
         <w:tc>
           <w:tcPr>
-            <w:tcW w:type="dxa" w:w="1972"/>
+            <w:tcW w:type="dxa" w:w="2083"/>
             <w:tcBorders>
               <w:top w:val="single" w:color="BFC9D6" w:sz="4"/>
               <w:left w:val="single" w:color="BFC9D6" w:sz="4"/>
@@ -16863,7 +16863,7 @@
         </w:tc>
         <w:tc>
           <w:tcPr>
-            <w:tcW w:type="dxa" w:w="3290"/>
+            <w:tcW w:type="dxa" w:w="2919"/>
             <w:tcBorders>
               <w:top w:val="single" w:color="BFC9D6" w:sz="4"/>
               <w:left w:val="single" w:color="BFC9D6" w:sz="4"/>
@@ -16900,7 +16900,7 @@
         </w:tc>
         <w:tc>
           <w:tcPr>
-            <w:tcW w:type="dxa" w:w="1841"/>
+            <w:tcW w:type="dxa" w:w="1945"/>
             <w:tcBorders>
               <w:top w:val="single" w:color="BFC9D6" w:sz="4"/>
               <w:left w:val="single" w:color="BFC9D6" w:sz="4"/>
@@ -16942,7 +16942,7 @@
         </w:trPr>
         <w:tc>
           <w:tcPr>
-            <w:tcW w:type="dxa" w:w="1578"/>
+            <w:tcW w:type="dxa" w:w="1667"/>
             <w:tcBorders>
               <w:top w:val="single" w:color="BFC9D6" w:sz="4"/>
               <w:left w:val="single" w:color="BFC9D6" w:sz="4"/>
@@ -16978,7 +16978,7 @@
         </w:tc>
         <w:tc>
           <w:tcPr>
-            <w:tcW w:type="dxa" w:w="1183"/>
+            <w:tcW w:type="dxa" w:w="1250"/>
             <w:tcBorders>
               <w:top w:val="single" w:color="BFC9D6" w:sz="4"/>
               <w:left w:val="single" w:color="BFC9D6" w:sz="4"/>
@@ -17014,7 +17014,7 @@
         </w:tc>
         <w:tc>
           <w:tcPr>
-            <w:tcW w:type="dxa" w:w="1972"/>
+            <w:tcW w:type="dxa" w:w="2083"/>
             <w:tcBorders>
               <w:top w:val="single" w:color="BFC9D6" w:sz="4"/>
               <w:left w:val="single" w:color="BFC9D6" w:sz="4"/>
@@ -17050,7 +17050,7 @@
         </w:tc>
         <w:tc>
           <w:tcPr>
-            <w:tcW w:type="dxa" w:w="3290"/>
+            <w:tcW w:type="dxa" w:w="2919"/>
             <w:tcBorders>
               <w:top w:val="single" w:color="BFC9D6" w:sz="4"/>
               <w:left w:val="single" w:color="BFC9D6" w:sz="4"/>
@@ -17086,7 +17086,7 @@
         </w:tc>
         <w:tc>
           <w:tcPr>
-            <w:tcW w:type="dxa" w:w="1841"/>
+            <w:tcW w:type="dxa" w:w="1945"/>
             <w:tcBorders>
               <w:top w:val="single" w:color="BFC9D6" w:sz="4"/>
               <w:left w:val="single" w:color="BFC9D6" w:sz="4"/>
@@ -17127,7 +17127,7 @@
         </w:trPr>
         <w:tc>
           <w:tcPr>
-            <w:tcW w:type="dxa" w:w="1578"/>
+            <w:tcW w:type="dxa" w:w="1667"/>
             <w:tcBorders>
               <w:top w:val="single" w:color="BFC9D6" w:sz="4"/>
               <w:left w:val="single" w:color="BFC9D6" w:sz="4"/>
@@ -17164,7 +17164,7 @@
         </w:tc>
         <w:tc>
           <w:tcPr>
-            <w:tcW w:type="dxa" w:w="1183"/>
+            <w:tcW w:type="dxa" w:w="1250"/>
             <w:tcBorders>
               <w:top w:val="single" w:color="BFC9D6" w:sz="4"/>
               <w:left w:val="single" w:color="BFC9D6" w:sz="4"/>
@@ -17201,7 +17201,7 @@
         </w:tc>
         <w:tc>
           <w:tcPr>
-            <w:tcW w:type="dxa" w:w="1972"/>
+            <w:tcW w:type="dxa" w:w="2083"/>
             <w:tcBorders>
               <w:top w:val="single" w:color="BFC9D6" w:sz="4"/>
               <w:left w:val="single" w:color="BFC9D6" w:sz="4"/>
@@ -17238,44 +17238,44 @@
         </w:tc>
         <w:tc>
           <w:tcPr>
-            <w:tcW w:type="dxa" w:w="3290"/>
-            <w:tcBorders>
-              <w:top w:val="single" w:color="BFC9D6" w:sz="4"/>
-              <w:left w:val="single" w:color="BFC9D6" w:sz="4"/>
-              <w:bottom w:val="single" w:color="BFC9D6" w:sz="4"/>
-              <w:right w:val="single" w:color="BFC9D6" w:sz="4"/>
-            </w:tcBorders>
-            <w:shd w:fill="F5F8FC" w:color="auto" w:val="clear"/>
-            <w:tcMar>
-              <w:top w:type="dxa" w:w="50"/>
-              <w:left w:type="dxa" w:w="90"/>
-              <w:bottom w:type="dxa" w:w="50"/>
-              <w:right w:type="dxa" w:w="90"/>
-            </w:tcMar>
-            <w:vAlign w:val="top"/>
-          </w:tcPr>
-          <w:p>
-            <w:pPr>
-              <w:keepNext w:val="false"/>
-              <w:bidi/>
-              <w:spacing w:after="30" w:before="30" w:line="264"/>
-            </w:pPr>
-            <w:r>
-              <w:rPr>
-                <w:rFonts w:ascii="Arial" w:cs="Arial" w:eastAsia="Arial" w:hAnsi="Arial"/>
-                <w:b w:val="false"/>
-                <w:bCs w:val="false"/>
-                <w:sz w:val="18"/>
-                <w:szCs w:val="18"/>
-                <w:rtl/>
-              </w:rPr>
-              <w:t xml:space="preserve">pty.Party.LinkedCompanyId</w:t>
-            </w:r>
-          </w:p>
-        </w:tc>
-        <w:tc>
-          <w:tcPr>
-            <w:tcW w:type="dxa" w:w="1841"/>
+            <w:tcW w:type="dxa" w:w="2919"/>
+            <w:tcBorders>
+              <w:top w:val="single" w:color="BFC9D6" w:sz="4"/>
+              <w:left w:val="single" w:color="BFC9D6" w:sz="4"/>
+              <w:bottom w:val="single" w:color="BFC9D6" w:sz="4"/>
+              <w:right w:val="single" w:color="BFC9D6" w:sz="4"/>
+            </w:tcBorders>
+            <w:shd w:fill="F5F8FC" w:color="auto" w:val="clear"/>
+            <w:tcMar>
+              <w:top w:type="dxa" w:w="50"/>
+              <w:left w:type="dxa" w:w="90"/>
+              <w:bottom w:type="dxa" w:w="50"/>
+              <w:right w:type="dxa" w:w="90"/>
+            </w:tcMar>
+            <w:vAlign w:val="top"/>
+          </w:tcPr>
+          <w:p>
+            <w:pPr>
+              <w:keepNext w:val="false"/>
+              <w:bidi/>
+              <w:spacing w:after="30" w:before="30" w:line="264"/>
+            </w:pPr>
+            <w:r>
+              <w:rPr>
+                <w:rFonts w:ascii="Arial" w:cs="Arial" w:eastAsia="Arial" w:hAnsi="Arial"/>
+                <w:b w:val="false"/>
+                <w:bCs w:val="false"/>
+                <w:sz w:val="18"/>
+                <w:szCs w:val="18"/>
+                <w:rtl/>
+              </w:rPr>
+              <w:t xml:space="preserve">org.Company.PartyId (الرابط الوحيد، DR-24)</w:t>
+            </w:r>
+          </w:p>
+        </w:tc>
+        <w:tc>
+          <w:tcPr>
+            <w:tcW w:type="dxa" w:w="1945"/>
             <w:tcBorders>
               <w:top w:val="single" w:color="BFC9D6" w:sz="4"/>
               <w:left w:val="single" w:color="BFC9D6" w:sz="4"/>
@@ -17317,7 +17317,7 @@
         </w:trPr>
         <w:tc>
           <w:tcPr>
-            <w:tcW w:type="dxa" w:w="1578"/>
+            <w:tcW w:type="dxa" w:w="1667"/>
             <w:tcBorders>
               <w:top w:val="single" w:color="BFC9D6" w:sz="4"/>
               <w:left w:val="single" w:color="BFC9D6" w:sz="4"/>
@@ -17353,7 +17353,7 @@
         </w:tc>
         <w:tc>
           <w:tcPr>
-            <w:tcW w:type="dxa" w:w="1183"/>
+            <w:tcW w:type="dxa" w:w="1250"/>
             <w:tcBorders>
               <w:top w:val="single" w:color="BFC9D6" w:sz="4"/>
               <w:left w:val="single" w:color="BFC9D6" w:sz="4"/>
@@ -17389,7 +17389,7 @@
         </w:tc>
         <w:tc>
           <w:tcPr>
-            <w:tcW w:type="dxa" w:w="1972"/>
+            <w:tcW w:type="dxa" w:w="2083"/>
             <w:tcBorders>
               <w:top w:val="single" w:color="BFC9D6" w:sz="4"/>
               <w:left w:val="single" w:color="BFC9D6" w:sz="4"/>
@@ -17425,7 +17425,7 @@
         </w:tc>
         <w:tc>
           <w:tcPr>
-            <w:tcW w:type="dxa" w:w="3290"/>
+            <w:tcW w:type="dxa" w:w="2919"/>
             <w:tcBorders>
               <w:top w:val="single" w:color="BFC9D6" w:sz="4"/>
               <w:left w:val="single" w:color="BFC9D6" w:sz="4"/>
@@ -17461,7 +17461,7 @@
         </w:tc>
         <w:tc>
           <w:tcPr>
-            <w:tcW w:type="dxa" w:w="1841"/>
+            <w:tcW w:type="dxa" w:w="1945"/>
             <w:tcBorders>
               <w:top w:val="single" w:color="BFC9D6" w:sz="4"/>
               <w:left w:val="single" w:color="BFC9D6" w:sz="4"/>
@@ -17502,7 +17502,7 @@
         </w:trPr>
         <w:tc>
           <w:tcPr>
-            <w:tcW w:type="dxa" w:w="1578"/>
+            <w:tcW w:type="dxa" w:w="1667"/>
             <w:tcBorders>
               <w:top w:val="single" w:color="BFC9D6" w:sz="4"/>
               <w:left w:val="single" w:color="BFC9D6" w:sz="4"/>
@@ -17539,7 +17539,7 @@
         </w:tc>
         <w:tc>
           <w:tcPr>
-            <w:tcW w:type="dxa" w:w="1183"/>
+            <w:tcW w:type="dxa" w:w="1250"/>
             <w:tcBorders>
               <w:top w:val="single" w:color="BFC9D6" w:sz="4"/>
               <w:left w:val="single" w:color="BFC9D6" w:sz="4"/>
@@ -17576,7 +17576,7 @@
         </w:tc>
         <w:tc>
           <w:tcPr>
-            <w:tcW w:type="dxa" w:w="1972"/>
+            <w:tcW w:type="dxa" w:w="2083"/>
             <w:tcBorders>
               <w:top w:val="single" w:color="BFC9D6" w:sz="4"/>
               <w:left w:val="single" w:color="BFC9D6" w:sz="4"/>
@@ -17613,7 +17613,7 @@
         </w:tc>
         <w:tc>
           <w:tcPr>
-            <w:tcW w:type="dxa" w:w="3290"/>
+            <w:tcW w:type="dxa" w:w="2919"/>
             <w:tcBorders>
               <w:top w:val="single" w:color="BFC9D6" w:sz="4"/>
               <w:left w:val="single" w:color="BFC9D6" w:sz="4"/>
@@ -17650,7 +17650,7 @@
         </w:tc>
         <w:tc>
           <w:tcPr>
-            <w:tcW w:type="dxa" w:w="1841"/>
+            <w:tcW w:type="dxa" w:w="1945"/>
             <w:tcBorders>
               <w:top w:val="single" w:color="BFC9D6" w:sz="4"/>
               <w:left w:val="single" w:color="BFC9D6" w:sz="4"/>
@@ -17692,7 +17692,7 @@
         </w:trPr>
         <w:tc>
           <w:tcPr>
-            <w:tcW w:type="dxa" w:w="1578"/>
+            <w:tcW w:type="dxa" w:w="1667"/>
             <w:tcBorders>
               <w:top w:val="single" w:color="BFC9D6" w:sz="4"/>
               <w:left w:val="single" w:color="BFC9D6" w:sz="4"/>
@@ -17728,7 +17728,7 @@
         </w:tc>
         <w:tc>
           <w:tcPr>
-            <w:tcW w:type="dxa" w:w="1183"/>
+            <w:tcW w:type="dxa" w:w="1250"/>
             <w:tcBorders>
               <w:top w:val="single" w:color="BFC9D6" w:sz="4"/>
               <w:left w:val="single" w:color="BFC9D6" w:sz="4"/>
@@ -17764,7 +17764,7 @@
         </w:tc>
         <w:tc>
           <w:tcPr>
-            <w:tcW w:type="dxa" w:w="1972"/>
+            <w:tcW w:type="dxa" w:w="2083"/>
             <w:tcBorders>
               <w:top w:val="single" w:color="BFC9D6" w:sz="4"/>
               <w:left w:val="single" w:color="BFC9D6" w:sz="4"/>
@@ -17800,7 +17800,7 @@
         </w:tc>
         <w:tc>
           <w:tcPr>
-            <w:tcW w:type="dxa" w:w="3290"/>
+            <w:tcW w:type="dxa" w:w="2919"/>
             <w:tcBorders>
               <w:top w:val="single" w:color="BFC9D6" w:sz="4"/>
               <w:left w:val="single" w:color="BFC9D6" w:sz="4"/>
@@ -17836,7 +17836,7 @@
         </w:tc>
         <w:tc>
           <w:tcPr>
-            <w:tcW w:type="dxa" w:w="1841"/>
+            <w:tcW w:type="dxa" w:w="1945"/>
             <w:tcBorders>
               <w:top w:val="single" w:color="BFC9D6" w:sz="4"/>
               <w:left w:val="single" w:color="BFC9D6" w:sz="4"/>
@@ -17877,7 +17877,7 @@
         </w:trPr>
         <w:tc>
           <w:tcPr>
-            <w:tcW w:type="dxa" w:w="1578"/>
+            <w:tcW w:type="dxa" w:w="1667"/>
             <w:tcBorders>
               <w:top w:val="single" w:color="BFC9D6" w:sz="4"/>
               <w:left w:val="single" w:color="BFC9D6" w:sz="4"/>
@@ -17914,7 +17914,7 @@
         </w:tc>
         <w:tc>
           <w:tcPr>
-            <w:tcW w:type="dxa" w:w="1183"/>
+            <w:tcW w:type="dxa" w:w="1250"/>
             <w:tcBorders>
               <w:top w:val="single" w:color="BFC9D6" w:sz="4"/>
               <w:left w:val="single" w:color="BFC9D6" w:sz="4"/>
@@ -17951,7 +17951,7 @@
         </w:tc>
         <w:tc>
           <w:tcPr>
-            <w:tcW w:type="dxa" w:w="1972"/>
+            <w:tcW w:type="dxa" w:w="2083"/>
             <w:tcBorders>
               <w:top w:val="single" w:color="BFC9D6" w:sz="4"/>
               <w:left w:val="single" w:color="BFC9D6" w:sz="4"/>
@@ -17988,7 +17988,7 @@
         </w:tc>
         <w:tc>
           <w:tcPr>
-            <w:tcW w:type="dxa" w:w="3290"/>
+            <w:tcW w:type="dxa" w:w="2919"/>
             <w:tcBorders>
               <w:top w:val="single" w:color="BFC9D6" w:sz="4"/>
               <w:left w:val="single" w:color="BFC9D6" w:sz="4"/>
@@ -18025,7 +18025,7 @@
         </w:tc>
         <w:tc>
           <w:tcPr>
-            <w:tcW w:type="dxa" w:w="1841"/>
+            <w:tcW w:type="dxa" w:w="1945"/>
             <w:tcBorders>
               <w:top w:val="single" w:color="BFC9D6" w:sz="4"/>
               <w:left w:val="single" w:color="BFC9D6" w:sz="4"/>
@@ -26379,14 +26379,23 @@
             </w:pPr>
             <w:r>
               <w:rPr>
-                <w:rFonts w:ascii="Arial" w:cs="Arial" w:eastAsia="Arial" w:hAnsi="Arial"/>
-                <w:b w:val="false"/>
-                <w:bCs w:val="false"/>
-                <w:sz w:val="18"/>
-                <w:szCs w:val="18"/>
-                <w:rtl/>
-              </w:rPr>
-              <w:t xml:space="preserve">Tenant administrator، والعربي «مدير حساب المشترك»</w:t>
+                <w:rFonts w:ascii="Segoe UI Emoji" w:cs="Segoe UI Emoji" w:eastAsia="Segoe UI Emoji" w:hAnsi="Segoe UI Emoji"/>
+                <w:sz w:val="18"/>
+                <w:szCs w:val="18"/>
+                <w:rtl/>
+              </w:rPr>
+              <w:t xml:space="preserve">✅</w:t>
+            </w:r>
+            <w:r>
+              <w:rPr>
+                <w:rFonts w:ascii="Arial" w:cs="Arial" w:eastAsia="Arial" w:hAnsi="Arial"/>
+                <w:b w:val="false"/>
+                <w:bCs w:val="false"/>
+                <w:sz w:val="18"/>
+                <w:szCs w:val="18"/>
+                <w:rtl/>
+              </w:rPr>
+              <w:t xml:space="preserve"> معتمد من المالك (2026-10-12): Tenant administrator، والعربي «مدير حساب المشترك»</w:t>
             </w:r>
           </w:p>
         </w:tc>
@@ -27879,14 +27888,23 @@
             </w:pPr>
             <w:r>
               <w:rPr>
-                <w:rFonts w:ascii="Arial" w:cs="Arial" w:eastAsia="Arial" w:hAnsi="Arial"/>
-                <w:b w:val="false"/>
-                <w:bCs w:val="false"/>
-                <w:sz w:val="18"/>
-                <w:szCs w:val="18"/>
-                <w:rtl/>
-              </w:rPr>
-              <w:t xml:space="preserve">البريطانية، مع إبقاء المعرّفات البرمجية</w:t>
+                <w:rFonts w:ascii="Segoe UI Emoji" w:cs="Segoe UI Emoji" w:eastAsia="Segoe UI Emoji" w:hAnsi="Segoe UI Emoji"/>
+                <w:sz w:val="18"/>
+                <w:szCs w:val="18"/>
+                <w:rtl/>
+              </w:rPr>
+              <w:t xml:space="preserve">✅</w:t>
+            </w:r>
+            <w:r>
+              <w:rPr>
+                <w:rFonts w:ascii="Arial" w:cs="Arial" w:eastAsia="Arial" w:hAnsi="Arial"/>
+                <w:b w:val="false"/>
+                <w:bCs w:val="false"/>
+                <w:sz w:val="18"/>
+                <w:szCs w:val="18"/>
+                <w:rtl/>
+              </w:rPr>
+              <w:t xml:space="preserve"> معتمد من المالك (2026-10-12): البريطانية، مع إبقاء المعرّفات البرمجية</w:t>
             </w:r>
           </w:p>
         </w:tc>

--- a/treasury-platform/docs/30-readiness/word/DOC-B10-glossary-en-ar.docx
+++ b/treasury-platform/docs/30-readiness/word/DOC-B10-glossary-en-ar.docx
@@ -28152,6 +28152,15 @@
       </w:pPr>
       <w:r>
         <w:rPr>
+          <w:rFonts w:ascii="Segoe UI Emoji" w:cs="Segoe UI Emoji" w:eastAsia="Segoe UI Emoji" w:hAnsi="Segoe UI Emoji"/>
+          <w:sz w:val="21"/>
+          <w:szCs w:val="21"/>
+          <w:rtl/>
+        </w:rPr>
+        <w:t xml:space="preserve">✅</w:t>
+      </w:r>
+      <w:r>
+        <w:rPr>
           <w:rFonts w:ascii="Arial" w:cs="Arial" w:eastAsia="Arial" w:hAnsi="Arial"/>
           <w:b w:val="false"/>
           <w:bCs w:val="false"/>
@@ -28159,7 +28168,7 @@
           <w:szCs w:val="21"/>
           <w:rtl/>
         </w:rPr>
-        <w:t xml:space="preserve">IN_PROGRESS «تحت الإجراء» (docs/10-detailed-analysis/13-m6-workflow-engine-notifications.md:327) و«قيد التنفيذ» (docs/20-database-design.md:406). التفصيل في DOC-F08.</w:t>
+        <w:t xml:space="preserve"> وُحّدت: IN_PROGRESS «تحت الإجراء» في المواصفة 13 ووثيقة التصميم، ومنها حالة AWAITING_CLOSE (DQ-F08-5، DQ-F08-9). التفصيل في DOC-F08.</w:t>
       </w:r>
     </w:p>
     <w:p>
